--- a/courts/sixth-circuit/ohio/state/supreme-court/brief-on-the-merits/usage/OUTPUT-brief-on-the-merits.docx
+++ b/courts/sixth-circuit/ohio/state/supreme-court/brief-on-the-merits/usage/OUTPUT-brief-on-the-merits.docx
@@ -474,9 +474,7 @@
               <w:t xml:space="preserve"> </w:t>
             </w:r>
             <w:r>
-              <w:t xml:space="preserve">2024</w:t>
-              <w:noBreakHyphen/>
-              <w:t xml:space="preserve">0161</w:t>
+              <w:t xml:space="preserve">2024-⁠0161</w:t>
             </w:r>
           </w:p>
           <w:p>
@@ -804,9 +802,7 @@
               <w:t xml:space="preserve"> </w:t>
             </w:r>
             <w:r>
-              <w:t xml:space="preserve">263</w:t>
-              <w:noBreakHyphen/>
-              <w:t xml:space="preserve">7000</w:t>
+              <w:t xml:space="preserve">263-⁠7000</w:t>
             </w:r>
           </w:p>
           <w:p>
@@ -851,9 +847,7 @@
               <w:t xml:space="preserve"> </w:t>
             </w:r>
             <w:r>
-              <w:t xml:space="preserve">25433</w:t>
-              <w:noBreakHyphen/>
-              <w:t xml:space="preserve">2024)</w:t>
+              <w:t xml:space="preserve">25433-⁠2024)</w:t>
             </w:r>
           </w:p>
           <w:p>
@@ -953,9 +947,7 @@
               <w:t xml:space="preserve"> </w:t>
             </w:r>
             <w:r>
-              <w:t xml:space="preserve">656</w:t>
-              <w:noBreakHyphen/>
-              <w:t xml:space="preserve">0176</w:t>
+              <w:t xml:space="preserve">656-⁠0176</w:t>
             </w:r>
           </w:p>
           <w:p>
@@ -1000,9 +992,7 @@
               <w:t xml:space="preserve"> </w:t>
             </w:r>
             <w:r>
-              <w:t xml:space="preserve">25401</w:t>
-              <w:noBreakHyphen/>
-              <w:t xml:space="preserve">2024)</w:t>
+              <w:t xml:space="preserve">25401-⁠2024)</w:t>
             </w:r>
           </w:p>
           <w:p>
@@ -1030,9 +1020,7 @@
               <w:t xml:space="preserve"> </w:t>
             </w:r>
             <w:r>
-              <w:t xml:space="preserve">27430</w:t>
-              <w:noBreakHyphen/>
-              <w:t xml:space="preserve">2024)</w:t>
+              <w:t xml:space="preserve">27430-⁠2024)</w:t>
             </w:r>
           </w:p>
           <w:p>
@@ -1138,9 +1126,7 @@
               <w:t xml:space="preserve"> </w:t>
             </w:r>
             <w:r>
-              <w:t xml:space="preserve">968</w:t>
-              <w:noBreakHyphen/>
-              <w:t xml:space="preserve">4490</w:t>
+              <w:t xml:space="preserve">968-⁠4490</w:t>
             </w:r>
           </w:p>
           <w:p>
@@ -1447,9 +1433,7 @@
               <w:t xml:space="preserve"> </w:t>
             </w:r>
             <w:r>
-              <w:t xml:space="preserve">466</w:t>
-              <w:noBreakHyphen/>
-              <w:t xml:space="preserve">2872</w:t>
+              <w:t xml:space="preserve">466-⁠2872</w:t>
             </w:r>
           </w:p>
           <w:p>
@@ -2290,13 +2274,7 @@
         <w:t xml:space="preserve">Schaller v. Rogers</w:t>
       </w:r>
       <w:r>
-        <w:t xml:space="preserve">, 2008-Ohio</w:t>
-      </w:r>
-      <w:r>
-        <w:noBreakHyphen/>
-      </w:r>
-      <w:r>
-        <w:t xml:space="preserve">4464, ¶ 51 (10th Dist.). Relators are entitled to relief under Revised Code 3519.01(C) and to a writ of mandamus directing the Attorney General to certify the summary. Alternatively, if the Court finds it improper to issue a writ of mandamus requiring the Attorney General to certify, Relators are entitled to a writ directing the Attorney General to limit his review to the summary and to list</w:t>
+        <w:t xml:space="preserve">, 2008-Ohio-⁠4464, ¶ 51 (10th Dist.). Relators are entitled to relief under Revised Code 3519.01(C) and to a writ of mandamus directing the Attorney General to certify the summary. Alternatively, if the Court finds it improper to issue a writ of mandamus requiring the Attorney General to certify, Relators are entitled to a writ directing the Attorney General to limit his review to the summary and to list</w:t>
       </w:r>
       <w:r>
         <w:t xml:space="preserve"> </w:t>
@@ -2648,13 +2626,7 @@
         <w:t xml:space="preserve">v. Ohio Ballot Bd.</w:t>
       </w:r>
       <w:r>
-        <w:t xml:space="preserve">, 2023-Ohio</w:t>
-      </w:r>
-      <w:r>
-        <w:noBreakHyphen/>
-      </w:r>
-      <w:r>
-        <w:t xml:space="preserve">1823, ¶ 15, citing</w:t>
+        <w:t xml:space="preserve">, 2023-Ohio-⁠1823, ¶ 15, citing</w:t>
       </w:r>
       <w:r>
         <w:t xml:space="preserve"> </w:t>
@@ -2667,13 +2639,7 @@
         <w:t xml:space="preserve">State ex. rel. Husted v. Brunner</w:t>
       </w:r>
       <w:r>
-        <w:t xml:space="preserve">, 2009-Ohio</w:t>
-      </w:r>
-      <w:r>
-        <w:noBreakHyphen/>
-      </w:r>
-      <w:r>
-        <w:t xml:space="preserve">4805, ¶ 11.</w:t>
+        <w:t xml:space="preserve">, 2009-Ohio-⁠4805, ¶ 11.</w:t>
       </w:r>
     </w:p>
     <w:p>
@@ -2704,13 +2670,7 @@
         <w:t xml:space="preserve">Secure &amp; Fair Elections v. LaRose</w:t>
       </w:r>
       <w:r>
-        <w:t xml:space="preserve">, 2020-Ohio</w:t>
-      </w:r>
-      <w:r>
-        <w:noBreakHyphen/>
-      </w:r>
-      <w:r>
-        <w:t xml:space="preserve">1459, ¶ 14.</w:t>
+        <w:t xml:space="preserve">, 2020-Ohio-⁠1459, ¶ 14.</w:t>
       </w:r>
     </w:p>
     <w:p>
@@ -3291,13 +3251,7 @@
         <w:t xml:space="preserve">Edn.</w:t>
       </w:r>
       <w:r>
-        <w:t xml:space="preserve">, 2021-Ohio</w:t>
-      </w:r>
-      <w:r>
-        <w:noBreakHyphen/>
-      </w:r>
-      <w:r>
-        <w:t xml:space="preserve">2067, ¶ 13, first citing</w:t>
+        <w:t xml:space="preserve">, 2021-Ohio-⁠2067, ¶ 13, first citing</w:t>
       </w:r>
       <w:r>
         <w:t xml:space="preserve"> </w:t>
@@ -3310,13 +3264,7 @@
         <w:t xml:space="preserve">Zumwalde v. Madeira &amp; Indian Hill Joint Fire Dist.</w:t>
       </w:r>
       <w:r>
-        <w:t xml:space="preserve">, 2011-Ohio</w:t>
-      </w:r>
-      <w:r>
-        <w:noBreakHyphen/>
-      </w:r>
-      <w:r>
-        <w:t xml:space="preserve">1603, ¶ 23–⁠24, 26, then citing</w:t>
+        <w:t xml:space="preserve">, 2011-Ohio-⁠1603, ¶ 23–⁠24, 26, then citing</w:t>
       </w:r>
       <w:r>
         <w:t xml:space="preserve"> </w:t>
@@ -3329,13 +3277,7 @@
         <w:t xml:space="preserve">Johnson v. Montgomery</w:t>
       </w:r>
       <w:r>
-        <w:t xml:space="preserve">, 2017-Ohio</w:t>
-      </w:r>
-      <w:r>
-        <w:noBreakHyphen/>
-      </w:r>
-      <w:r>
-        <w:t xml:space="preserve">7445, ¶ 15. Courts may “neither add to nor delete from the statutory language” and must “read a statute as a whole and [] not dissociate words and phrases from that context.”</w:t>
+        <w:t xml:space="preserve">, 2017-Ohio-⁠7445, ¶ 15. Courts may “neither add to nor delete from the statutory language” and must “read a statute as a whole and [] not dissociate words and phrases from that context.”</w:t>
       </w:r>
       <w:r>
         <w:t xml:space="preserve"> </w:t>
@@ -3385,13 +3327,7 @@
         <w:t xml:space="preserve">Stingray Pressure Pumping, L.L.C. v. Harris</w:t>
       </w:r>
       <w:r>
-        <w:t xml:space="preserve">, 2023-Ohio</w:t>
-      </w:r>
-      <w:r>
-        <w:noBreakHyphen/>
-      </w:r>
-      <w:r>
-        <w:t xml:space="preserve">2598, ¶ 37 (court reviews statutory text “in the context of the rest of the statutory scheme”). A “title” is not a required element of a petition until</w:t>
+        <w:t xml:space="preserve">, 2023-Ohio-⁠2598, ¶ 37 (court reviews statutory text “in the context of the rest of the statutory scheme”). A “title” is not a required element of a petition until</w:t>
       </w:r>
       <w:r>
         <w:t xml:space="preserve"> </w:t>
@@ -3596,13 +3532,7 @@
         <w:t xml:space="preserve">Dept. of Edn.</w:t>
       </w:r>
       <w:r>
-        <w:t xml:space="preserve">, 2018-Ohio</w:t>
-      </w:r>
-      <w:r>
-        <w:noBreakHyphen/>
-      </w:r>
-      <w:r>
-        <w:t xml:space="preserve">3126, ¶ 23 (rejecting an interpretation that would “render portions of the statute superfluous”). Both the plain text of the statute and the statutory scheme make clear that the title and summary of a petition are distinct. The Attorney General’s effort to arrogate to himself the power to review the title finds no succor in the statutory text.</w:t>
+        <w:t xml:space="preserve">, 2018-Ohio-⁠3126, ¶ 23 (rejecting an interpretation that would “render portions of the statute superfluous”). Both the plain text of the statute and the statutory scheme make clear that the title and summary of a petition are distinct. The Attorney General’s effort to arrogate to himself the power to review the title finds no succor in the statutory text.</w:t>
       </w:r>
     </w:p>
     <w:p>
@@ -4145,13 +4075,7 @@
         <w:t xml:space="preserve">rel. Ohio Congress of Parents &amp; Teachers v. State Bd. of Edn.</w:t>
       </w:r>
       <w:r>
-        <w:t xml:space="preserve">, 2006-Ohio</w:t>
-      </w:r>
-      <w:r>
-        <w:noBreakHyphen/>
-      </w:r>
-      <w:r>
-        <w:t xml:space="preserve">5512, ¶ 20. It is the legislature’s prerogative to dictate who may weigh in on the title, and when; and Ohio law has delegated this duty to the Secretary and to the Ballot Board at a later stage of the petition process. There is no basis for reading into the law an additional role for the Attorney General at the pre-certification stage, nor is there any basis for allowing the Attorney General to intrude upon the prerogatives already assigned to the Secretary and Ballot Board.</w:t>
+        <w:t xml:space="preserve">, 2006-Ohio-⁠5512, ¶ 20. It is the legislature’s prerogative to dictate who may weigh in on the title, and when; and Ohio law has delegated this duty to the Secretary and to the Ballot Board at a later stage of the petition process. There is no basis for reading into the law an additional role for the Attorney General at the pre-certification stage, nor is there any basis for allowing the Attorney General to intrude upon the prerogatives already assigned to the Secretary and Ballot Board.</w:t>
       </w:r>
       <w:r>
         <w:t xml:space="preserve"> </w:t>
@@ -4174,13 +4098,7 @@
         <w:t xml:space="preserve">Ohio, Inc.</w:t>
       </w:r>
       <w:r>
-        <w:t xml:space="preserve">, 2014-Ohio</w:t>
-      </w:r>
-      <w:r>
-        <w:noBreakHyphen/>
-      </w:r>
-      <w:r>
-        <w:t xml:space="preserve">5511, ¶ 26 (“[I]f the General Assembly could have used a particular word in a statute but did not, we will not add that word by judicial fiat.”).</w:t>
+        <w:t xml:space="preserve">, 2014-Ohio-⁠5511, ¶ 26 (“[I]f the General Assembly could have used a particular word in a statute but did not, we will not add that word by judicial fiat.”).</w:t>
       </w:r>
     </w:p>
     <w:p>
@@ -4997,13 +4915,7 @@
         <w:t xml:space="preserve">Reproductive Rights v. Ohio Ballot Bd</w:t>
       </w:r>
       <w:r>
-        <w:t xml:space="preserve">., 2023-Ohio</w:t>
-      </w:r>
-      <w:r>
-        <w:noBreakHyphen/>
-      </w:r>
-      <w:r>
-        <w:t xml:space="preserve">3325, ¶ 20 (finding that while ballot language might have been written to be more comprehensive, the deficiencies were “not material when considering the amendment as a whole.”). The Attorney General’s limited role at the outset of the initiative petition process to ensure the summary fairly and truthfully describes the substance of the proposed amendment does not reach so far as to give the Attorney General the unilateral authority to decide what is worthy of being a “right” enshrined in the Ohio Constitution.</w:t>
+        <w:t xml:space="preserve">., 2023-Ohio-⁠3325, ¶ 20 (finding that while ballot language might have been written to be more comprehensive, the deficiencies were “not material when considering the amendment as a whole.”). The Attorney General’s limited role at the outset of the initiative petition process to ensure the summary fairly and truthfully describes the substance of the proposed amendment does not reach so far as to give the Attorney General the unilateral authority to decide what is worthy of being a “right” enshrined in the Ohio Constitution.</w:t>
       </w:r>
     </w:p>
     <w:p>
@@ -5545,13 +5457,7 @@
         <w:t xml:space="preserve">Mut. Auto. Ins. Co. v. Grace</w:t>
       </w:r>
       <w:r>
-        <w:t xml:space="preserve">, 2009-Ohio</w:t>
-      </w:r>
-      <w:r>
-        <w:noBreakHyphen/>
-      </w:r>
-      <w:r>
-        <w:t xml:space="preserve">5934, ¶ 25 (collecting cases). The legislative history of Section 3519.01 confirms that the petition process includes clear deadlines precisely to prevent state officials from unduly delaying the process and to ensure that the Attorney General “cannot block a petition effort altogether.”</w:t>
+        <w:t xml:space="preserve">, 2009-Ohio-⁠5934, ¶ 25 (collecting cases). The legislative history of Section 3519.01 confirms that the petition process includes clear deadlines precisely to prevent state officials from unduly delaying the process and to ensure that the Attorney General “cannot block a petition effort altogether.”</w:t>
       </w:r>
       <w:r>
         <w:t xml:space="preserve"> </w:t>
@@ -5564,13 +5470,7 @@
         <w:t xml:space="preserve">Schaller</w:t>
       </w:r>
       <w:r>
-        <w:t xml:space="preserve">, 2008-Ohio</w:t>
-      </w:r>
-      <w:r>
-        <w:noBreakHyphen/>
-      </w:r>
-      <w:r>
-        <w:t xml:space="preserve">4464, at ¶ 51 (10th Dist.). In fact, the previous version of Section 3519.01 placed no time limitations on the Attorney General’s review and approval of the summary, which at least one justice of this Court concluded “impeded the right of initiative.”</w:t>
+        <w:t xml:space="preserve">, 2008-Ohio-⁠4464, at ¶ 51 (10th Dist.). In fact, the previous version of Section 3519.01 placed no time limitations on the Attorney General’s review and approval of the summary, which at least one justice of this Court concluded “impeded the right of initiative.”</w:t>
       </w:r>
       <w:r>
         <w:t xml:space="preserve"> </w:t>
@@ -5635,13 +5535,7 @@
         <w:t xml:space="preserve">rel. Summit Cty.Republican Party Executive Commt. v. Brunner</w:t>
       </w:r>
       <w:r>
-        <w:t xml:space="preserve">, 2008-Ohio</w:t>
-      </w:r>
-      <w:r>
-        <w:noBreakHyphen/>
-      </w:r>
-      <w:r>
-        <w:t xml:space="preserve">2824, ¶ 36 (O’Donnell, J. concurring) (a statute related to the Secretary of State’s duty to appoint members to a county board of elections does not allow the Secretary to keep rejecting additional recommendations into perpetuity).</w:t>
+        <w:t xml:space="preserve">, 2008-Ohio-⁠2824, ¶ 36 (O’Donnell, J. concurring) (a statute related to the Secretary of State’s duty to appoint members to a county board of elections does not allow the Secretary to keep rejecting additional recommendations into perpetuity).</w:t>
       </w:r>
     </w:p>
     <w:p>
@@ -6313,13 +6207,7 @@
         <w:t xml:space="preserve">State ex rel. Rankin v. Att’y Gen</w:t>
       </w:r>
       <w:r>
-        <w:t xml:space="preserve">., 2005-Ohio</w:t>
-      </w:r>
-      <w:r>
-        <w:noBreakHyphen/>
-      </w:r>
-      <w:r>
-        <w:t xml:space="preserve">2717, ¶ 31 (concluding that when the Attorney General refuses to certify the summary, the proper remedy is the issuance of a writ compelling the Attorney General to certify).</w:t>
+        <w:t xml:space="preserve">., 2005-Ohio-⁠2717, ¶ 31 (concluding that when the Attorney General refuses to certify the summary, the proper remedy is the issuance of a writ compelling the Attorney General to certify).</w:t>
       </w:r>
     </w:p>
     <w:p>
@@ -6587,9 +6475,7 @@
                     <w:t xml:space="preserve"> </w:t>
                   </w:r>
                   <w:r>
-                    <w:t xml:space="preserve">263</w:t>
-                    <w:noBreakHyphen/>
-                    <w:t xml:space="preserve">7000</w:t>
+                    <w:t xml:space="preserve">263-⁠7000</w:t>
                   </w:r>
                 </w:p>
                 <w:p>
@@ -7069,9 +6955,7 @@
               <w:t xml:space="preserve"> </w:t>
             </w:r>
             <w:r>
-              <w:t xml:space="preserve">466</w:t>
-              <w:noBreakHyphen/>
-              <w:t xml:space="preserve">2872</w:t>
+              <w:t xml:space="preserve">466-⁠2872</w:t>
             </w:r>
           </w:p>
           <w:p>
@@ -7343,9 +7227,7 @@
               <w:t xml:space="preserve"> </w:t>
             </w:r>
             <w:r>
-              <w:t xml:space="preserve">263</w:t>
-              <w:noBreakHyphen/>
-              <w:t xml:space="preserve">7000</w:t>
+              <w:t xml:space="preserve">263-⁠7000</w:t>
             </w:r>
           </w:p>
           <w:p>
@@ -8223,7 +8105,7 @@
     <w:qFormat/>
     <w:pPr>
       <w:keepLines/>
-      <w:spacing w:before="0" w:after="120" w:line="276" w:lineRule="exact"/>
+      <w:spacing w:before="26" w:after="120" w:line="276" w:lineRule="exact"/>
     </w:pPr>
     <w:rPr>
       <w:sz w:val="24"/>
